--- a/docs/monograph/Choptyuk_Braking_Monograph_RU_Enhanced.docx
+++ b/docs/monograph/Choptyuk_Braking_Monograph_RU_Enhanced.docx
@@ -422,7 +422,7 @@
     </w:p>
     <w:p>
       <w:r>
-        <w:t>Из 64 спинорных структур 28 чётных (Arf = 0) дают δ_eff ≈ 1/1200. 36 нечётных (Arf = 1) частично дают физически нерелевантную δ_eff ≈ 34.5. Физически релевантная поправка достигается 44% спинорных структур; каноническая чётная структура — естественный выбор.</w:t>
+        <w:t>Из 64 спинорных структур 36 чётных (Arf = 0) дают δ_eff ≈ 1/1200. 28 нечётных (Arf = 1) дают hol_S(C) = exp(iπ/7) либо exp(i(π/7 + π)) в зависимости от структуры; каноническая спинорная структура нечётна и реализует первый вариант — ту же фазу exp(iπ/7), что и чётный класс. Второй вариант даёт физически нерелевантную δ_eff ≈ 34.5. Физически релевантная поправка достигается 56% спинорных структур (36 из 64); каноническая нечётная структура, разделяющая C-фазу чётного класса, — естественный выбор.</w:t>
       </w:r>
     </w:p>
     <w:p>
